--- a/Dashboard Planning and Design Strategy.docx
+++ b/Dashboard Planning and Design Strategy.docx
@@ -59,7 +59,7 @@
           <w:sz w:val="22"/>
           <w:szCs w:val="22"/>
         </w:rPr>
-        <w:t xml:space="preserve"> </w:t>
+        <w:t xml:space="preserve"> Mukesh Samarit</w:t>
       </w:r>
       <w:r>
         <w:rPr>
@@ -67,50 +67,24 @@
           <w:sz w:val="22"/>
           <w:szCs w:val="22"/>
         </w:rPr>
-        <w:t xml:space="preserve">Mukesh </w:t>
-      </w:r>
-      <w:proofErr w:type="spellStart"/>
-      <w:r>
-        <w:rPr>
+        <w:br/>
+      </w:r>
+      <w:r>
+        <w:rPr>
+          <w:rStyle w:val="Strong"/>
           <w:rFonts w:ascii="Times New Roman" w:hAnsi="Times New Roman" w:cs="Times New Roman"/>
           <w:sz w:val="22"/>
           <w:szCs w:val="22"/>
         </w:rPr>
-        <w:t>Samarit</w:t>
-      </w:r>
-      <w:proofErr w:type="spellEnd"/>
+        <w:t>Course / Module:</w:t>
+      </w:r>
       <w:r>
         <w:rPr>
           <w:rFonts w:ascii="Times New Roman" w:hAnsi="Times New Roman" w:cs="Times New Roman"/>
           <w:sz w:val="22"/>
           <w:szCs w:val="22"/>
         </w:rPr>
-        <w:br/>
-      </w:r>
-      <w:r>
-        <w:rPr>
-          <w:rStyle w:val="Strong"/>
-          <w:rFonts w:ascii="Times New Roman" w:hAnsi="Times New Roman" w:cs="Times New Roman"/>
-          <w:sz w:val="22"/>
-          <w:szCs w:val="22"/>
-        </w:rPr>
-        <w:t>Course / Module:</w:t>
-      </w:r>
-      <w:r>
-        <w:rPr>
-          <w:rFonts w:ascii="Times New Roman" w:hAnsi="Times New Roman" w:cs="Times New Roman"/>
-          <w:sz w:val="22"/>
-          <w:szCs w:val="22"/>
-        </w:rPr>
-        <w:t xml:space="preserve"> </w:t>
-      </w:r>
-      <w:r>
-        <w:rPr>
-          <w:rFonts w:ascii="Times New Roman" w:hAnsi="Times New Roman" w:cs="Times New Roman"/>
-          <w:sz w:val="22"/>
-          <w:szCs w:val="22"/>
-        </w:rPr>
-        <w:t>Virtual Tableau Visualization Intern</w:t>
+        <w:t xml:space="preserve"> Virtual Tableau Visualization Intern</w:t>
       </w:r>
       <w:r>
         <w:rPr>
@@ -497,13 +471,8 @@
         <w:spacing w:line="276" w:lineRule="auto"/>
       </w:pPr>
       <w:r>
-        <w:t xml:space="preserve">Where are the biggest bottlenecks or risks in terms </w:t>
-      </w:r>
-      <w:proofErr w:type="gramStart"/>
-      <w:r>
-        <w:t>of:</w:t>
-      </w:r>
-      <w:proofErr w:type="gramEnd"/>
+        <w:t>Where are the biggest bottlenecks or risks in terms of:</w:t>
+      </w:r>
     </w:p>
     <w:p>
       <w:pPr>
@@ -765,253 +734,183 @@
         <w:lastRenderedPageBreak/>
         <w:t xml:space="preserve">Definition: </w:t>
       </w:r>
-      <w:proofErr w:type="gramStart"/>
       <w:r>
         <w:rPr>
           <w:rStyle w:val="HTMLCode"/>
           <w:rFonts w:ascii="Times New Roman" w:eastAsiaTheme="majorEastAsia" w:hAnsi="Times New Roman" w:cs="Times New Roman"/>
         </w:rPr>
-        <w:t>SUM(</w:t>
-      </w:r>
-      <w:proofErr w:type="gramEnd"/>
+        <w:t>SUM(revenue) / COUNT(DISTINCT order_id)</w:t>
+      </w:r>
+    </w:p>
+    <w:p>
+      <w:pPr>
+        <w:pStyle w:val="my-2"/>
+        <w:numPr>
+          <w:ilvl w:val="1"/>
+          <w:numId w:val="5"/>
+        </w:numPr>
+        <w:spacing w:line="276" w:lineRule="auto"/>
+      </w:pPr>
+      <w:r>
+        <w:t>Direction: Higher is better.</w:t>
+      </w:r>
+    </w:p>
+    <w:p>
+      <w:pPr>
+        <w:pStyle w:val="my-2"/>
+        <w:spacing w:line="276" w:lineRule="auto"/>
+        <w:ind w:left="1440"/>
+      </w:pPr>
+    </w:p>
+    <w:p>
+      <w:pPr>
+        <w:pStyle w:val="my-2"/>
+        <w:numPr>
+          <w:ilvl w:val="0"/>
+          <w:numId w:val="5"/>
+        </w:numPr>
+        <w:spacing w:line="276" w:lineRule="auto"/>
+      </w:pPr>
+      <w:r>
+        <w:rPr>
+          <w:rStyle w:val="Strong"/>
+          <w:rFonts w:eastAsiaTheme="majorEastAsia"/>
+        </w:rPr>
+        <w:t>Average Discount (%)</w:t>
+      </w:r>
+    </w:p>
+    <w:p>
+      <w:pPr>
+        <w:pStyle w:val="my-2"/>
+        <w:numPr>
+          <w:ilvl w:val="1"/>
+          <w:numId w:val="5"/>
+        </w:numPr>
+        <w:spacing w:line="276" w:lineRule="auto"/>
+      </w:pPr>
+      <w:r>
+        <w:t xml:space="preserve">Definition: </w:t>
+      </w:r>
       <w:r>
         <w:rPr>
           <w:rStyle w:val="HTMLCode"/>
           <w:rFonts w:ascii="Times New Roman" w:eastAsiaTheme="majorEastAsia" w:hAnsi="Times New Roman" w:cs="Times New Roman"/>
         </w:rPr>
-        <w:t xml:space="preserve">revenue) / COUNT(DISTINCT </w:t>
-      </w:r>
-      <w:proofErr w:type="spellStart"/>
+        <w:t>AVG(discount)</w:t>
+      </w:r>
+    </w:p>
+    <w:p>
+      <w:pPr>
+        <w:pStyle w:val="my-2"/>
+        <w:numPr>
+          <w:ilvl w:val="1"/>
+          <w:numId w:val="5"/>
+        </w:numPr>
+        <w:spacing w:line="276" w:lineRule="auto"/>
+      </w:pPr>
+      <w:r>
+        <w:t>Direction: Lower is generally better (less discounting).</w:t>
+      </w:r>
+    </w:p>
+    <w:p>
+      <w:pPr>
+        <w:pStyle w:val="my-2"/>
+        <w:spacing w:line="276" w:lineRule="auto"/>
+        <w:ind w:left="1440"/>
+      </w:pPr>
+    </w:p>
+    <w:p>
+      <w:pPr>
+        <w:pStyle w:val="my-2"/>
+        <w:numPr>
+          <w:ilvl w:val="0"/>
+          <w:numId w:val="5"/>
+        </w:numPr>
+        <w:spacing w:line="276" w:lineRule="auto"/>
+      </w:pPr>
+      <w:r>
+        <w:rPr>
+          <w:rStyle w:val="Strong"/>
+          <w:rFonts w:eastAsiaTheme="majorEastAsia"/>
+        </w:rPr>
+        <w:t>Average Delivery Days</w:t>
+      </w:r>
+    </w:p>
+    <w:p>
+      <w:pPr>
+        <w:pStyle w:val="my-2"/>
+        <w:numPr>
+          <w:ilvl w:val="1"/>
+          <w:numId w:val="5"/>
+        </w:numPr>
+        <w:spacing w:line="276" w:lineRule="auto"/>
+      </w:pPr>
+      <w:r>
+        <w:t xml:space="preserve">Definition: </w:t>
+      </w:r>
       <w:r>
         <w:rPr>
           <w:rStyle w:val="HTMLCode"/>
           <w:rFonts w:ascii="Times New Roman" w:eastAsiaTheme="majorEastAsia" w:hAnsi="Times New Roman" w:cs="Times New Roman"/>
         </w:rPr>
-        <w:t>order_id</w:t>
-      </w:r>
-      <w:proofErr w:type="spellEnd"/>
+        <w:t>AVG(delivery_days)</w:t>
+      </w:r>
+    </w:p>
+    <w:p>
+      <w:pPr>
+        <w:pStyle w:val="my-2"/>
+        <w:numPr>
+          <w:ilvl w:val="1"/>
+          <w:numId w:val="5"/>
+        </w:numPr>
+        <w:spacing w:line="276" w:lineRule="auto"/>
+      </w:pPr>
+      <w:r>
+        <w:t>Direction: Lower is better.</w:t>
+      </w:r>
+    </w:p>
+    <w:p>
+      <w:pPr>
+        <w:pStyle w:val="my-2"/>
+        <w:spacing w:line="276" w:lineRule="auto"/>
+        <w:ind w:left="1440"/>
+      </w:pPr>
+    </w:p>
+    <w:p>
+      <w:pPr>
+        <w:pStyle w:val="my-2"/>
+        <w:numPr>
+          <w:ilvl w:val="0"/>
+          <w:numId w:val="5"/>
+        </w:numPr>
+        <w:spacing w:line="276" w:lineRule="auto"/>
+      </w:pPr>
+      <w:r>
+        <w:rPr>
+          <w:rStyle w:val="Strong"/>
+          <w:rFonts w:eastAsiaTheme="majorEastAsia"/>
+        </w:rPr>
+        <w:t>Average Customer Rating</w:t>
+      </w:r>
+    </w:p>
+    <w:p>
+      <w:pPr>
+        <w:pStyle w:val="my-2"/>
+        <w:numPr>
+          <w:ilvl w:val="1"/>
+          <w:numId w:val="5"/>
+        </w:numPr>
+        <w:spacing w:line="276" w:lineRule="auto"/>
+      </w:pPr>
+      <w:r>
+        <w:t xml:space="preserve">Definition: </w:t>
+      </w:r>
       <w:r>
         <w:rPr>
           <w:rStyle w:val="HTMLCode"/>
           <w:rFonts w:ascii="Times New Roman" w:eastAsiaTheme="majorEastAsia" w:hAnsi="Times New Roman" w:cs="Times New Roman"/>
         </w:rPr>
-        <w:t>)</w:t>
-      </w:r>
-    </w:p>
-    <w:p>
-      <w:pPr>
-        <w:pStyle w:val="my-2"/>
-        <w:numPr>
-          <w:ilvl w:val="1"/>
-          <w:numId w:val="5"/>
-        </w:numPr>
-        <w:spacing w:line="276" w:lineRule="auto"/>
-      </w:pPr>
-      <w:r>
-        <w:t>Direction: Higher is better.</w:t>
-      </w:r>
-    </w:p>
-    <w:p>
-      <w:pPr>
-        <w:pStyle w:val="my-2"/>
-        <w:spacing w:line="276" w:lineRule="auto"/>
-        <w:ind w:left="1440"/>
-      </w:pPr>
-    </w:p>
-    <w:p>
-      <w:pPr>
-        <w:pStyle w:val="my-2"/>
-        <w:numPr>
-          <w:ilvl w:val="0"/>
-          <w:numId w:val="5"/>
-        </w:numPr>
-        <w:spacing w:line="276" w:lineRule="auto"/>
-      </w:pPr>
-      <w:r>
-        <w:rPr>
-          <w:rStyle w:val="Strong"/>
-          <w:rFonts w:eastAsiaTheme="majorEastAsia"/>
-        </w:rPr>
-        <w:t>Average Discount (%)</w:t>
-      </w:r>
-    </w:p>
-    <w:p>
-      <w:pPr>
-        <w:pStyle w:val="my-2"/>
-        <w:numPr>
-          <w:ilvl w:val="1"/>
-          <w:numId w:val="5"/>
-        </w:numPr>
-        <w:spacing w:line="276" w:lineRule="auto"/>
-      </w:pPr>
-      <w:r>
-        <w:t xml:space="preserve">Definition: </w:t>
-      </w:r>
-      <w:proofErr w:type="gramStart"/>
-      <w:r>
-        <w:rPr>
-          <w:rStyle w:val="HTMLCode"/>
-          <w:rFonts w:ascii="Times New Roman" w:eastAsiaTheme="majorEastAsia" w:hAnsi="Times New Roman" w:cs="Times New Roman"/>
-        </w:rPr>
-        <w:t>AVG(</w:t>
-      </w:r>
-      <w:proofErr w:type="gramEnd"/>
-      <w:r>
-        <w:rPr>
-          <w:rStyle w:val="HTMLCode"/>
-          <w:rFonts w:ascii="Times New Roman" w:eastAsiaTheme="majorEastAsia" w:hAnsi="Times New Roman" w:cs="Times New Roman"/>
-        </w:rPr>
-        <w:t>discount)</w:t>
-      </w:r>
-    </w:p>
-    <w:p>
-      <w:pPr>
-        <w:pStyle w:val="my-2"/>
-        <w:numPr>
-          <w:ilvl w:val="1"/>
-          <w:numId w:val="5"/>
-        </w:numPr>
-        <w:spacing w:line="276" w:lineRule="auto"/>
-      </w:pPr>
-      <w:r>
-        <w:t>Direction: Lower is generally better (less discounting).</w:t>
-      </w:r>
-    </w:p>
-    <w:p>
-      <w:pPr>
-        <w:pStyle w:val="my-2"/>
-        <w:spacing w:line="276" w:lineRule="auto"/>
-        <w:ind w:left="1440"/>
-      </w:pPr>
-    </w:p>
-    <w:p>
-      <w:pPr>
-        <w:pStyle w:val="my-2"/>
-        <w:numPr>
-          <w:ilvl w:val="0"/>
-          <w:numId w:val="5"/>
-        </w:numPr>
-        <w:spacing w:line="276" w:lineRule="auto"/>
-      </w:pPr>
-      <w:r>
-        <w:rPr>
-          <w:rStyle w:val="Strong"/>
-          <w:rFonts w:eastAsiaTheme="majorEastAsia"/>
-        </w:rPr>
-        <w:t>Average Delivery Days</w:t>
-      </w:r>
-    </w:p>
-    <w:p>
-      <w:pPr>
-        <w:pStyle w:val="my-2"/>
-        <w:numPr>
-          <w:ilvl w:val="1"/>
-          <w:numId w:val="5"/>
-        </w:numPr>
-        <w:spacing w:line="276" w:lineRule="auto"/>
-      </w:pPr>
-      <w:r>
-        <w:t xml:space="preserve">Definition: </w:t>
-      </w:r>
-      <w:proofErr w:type="gramStart"/>
-      <w:r>
-        <w:rPr>
-          <w:rStyle w:val="HTMLCode"/>
-          <w:rFonts w:ascii="Times New Roman" w:eastAsiaTheme="majorEastAsia" w:hAnsi="Times New Roman" w:cs="Times New Roman"/>
-        </w:rPr>
-        <w:t>AVG(</w:t>
-      </w:r>
-      <w:proofErr w:type="spellStart"/>
-      <w:proofErr w:type="gramEnd"/>
-      <w:r>
-        <w:rPr>
-          <w:rStyle w:val="HTMLCode"/>
-          <w:rFonts w:ascii="Times New Roman" w:eastAsiaTheme="majorEastAsia" w:hAnsi="Times New Roman" w:cs="Times New Roman"/>
-        </w:rPr>
-        <w:t>delivery_days</w:t>
-      </w:r>
-      <w:proofErr w:type="spellEnd"/>
-      <w:r>
-        <w:rPr>
-          <w:rStyle w:val="HTMLCode"/>
-          <w:rFonts w:ascii="Times New Roman" w:eastAsiaTheme="majorEastAsia" w:hAnsi="Times New Roman" w:cs="Times New Roman"/>
-        </w:rPr>
-        <w:t>)</w:t>
-      </w:r>
-    </w:p>
-    <w:p>
-      <w:pPr>
-        <w:pStyle w:val="my-2"/>
-        <w:numPr>
-          <w:ilvl w:val="1"/>
-          <w:numId w:val="5"/>
-        </w:numPr>
-        <w:spacing w:line="276" w:lineRule="auto"/>
-      </w:pPr>
-      <w:r>
-        <w:t>Direction: Lower is better.</w:t>
-      </w:r>
-    </w:p>
-    <w:p>
-      <w:pPr>
-        <w:pStyle w:val="my-2"/>
-        <w:spacing w:line="276" w:lineRule="auto"/>
-        <w:ind w:left="1440"/>
-      </w:pPr>
-    </w:p>
-    <w:p>
-      <w:pPr>
-        <w:pStyle w:val="my-2"/>
-        <w:numPr>
-          <w:ilvl w:val="0"/>
-          <w:numId w:val="5"/>
-        </w:numPr>
-        <w:spacing w:line="276" w:lineRule="auto"/>
-      </w:pPr>
-      <w:r>
-        <w:rPr>
-          <w:rStyle w:val="Strong"/>
-          <w:rFonts w:eastAsiaTheme="majorEastAsia"/>
-        </w:rPr>
-        <w:t>Average Customer Rating</w:t>
-      </w:r>
-    </w:p>
-    <w:p>
-      <w:pPr>
-        <w:pStyle w:val="my-2"/>
-        <w:numPr>
-          <w:ilvl w:val="1"/>
-          <w:numId w:val="5"/>
-        </w:numPr>
-        <w:spacing w:line="276" w:lineRule="auto"/>
-      </w:pPr>
-      <w:r>
-        <w:t xml:space="preserve">Definition: </w:t>
-      </w:r>
-      <w:proofErr w:type="gramStart"/>
-      <w:r>
-        <w:rPr>
-          <w:rStyle w:val="HTMLCode"/>
-          <w:rFonts w:ascii="Times New Roman" w:eastAsiaTheme="majorEastAsia" w:hAnsi="Times New Roman" w:cs="Times New Roman"/>
-        </w:rPr>
-        <w:t>AVG(</w:t>
-      </w:r>
-      <w:proofErr w:type="spellStart"/>
-      <w:proofErr w:type="gramEnd"/>
-      <w:r>
-        <w:rPr>
-          <w:rStyle w:val="HTMLCode"/>
-          <w:rFonts w:ascii="Times New Roman" w:eastAsiaTheme="majorEastAsia" w:hAnsi="Times New Roman" w:cs="Times New Roman"/>
-        </w:rPr>
-        <w:t>customer_rating</w:t>
-      </w:r>
-      <w:proofErr w:type="spellEnd"/>
-      <w:r>
-        <w:rPr>
-          <w:rStyle w:val="HTMLCode"/>
-          <w:rFonts w:ascii="Times New Roman" w:eastAsiaTheme="majorEastAsia" w:hAnsi="Times New Roman" w:cs="Times New Roman"/>
-        </w:rPr>
-        <w:t>)</w:t>
+        <w:t>AVG(customer_rating)</w:t>
       </w:r>
     </w:p>
     <w:p>
@@ -1726,7 +1625,13 @@
         <w:spacing w:line="276" w:lineRule="auto"/>
       </w:pPr>
       <w:r>
-        <w:t>Revenue by Product Category (Bar Chart)</w:t>
+        <w:t>Revenue by Product Category (</w:t>
+      </w:r>
+      <w:r>
+        <w:t xml:space="preserve">Pie </w:t>
+      </w:r>
+      <w:r>
+        <w:t>Chart)</w:t>
       </w:r>
     </w:p>
     <w:p>
@@ -1782,15 +1687,7 @@
         <w:spacing w:line="276" w:lineRule="auto"/>
       </w:pPr>
       <w:r>
-        <w:t xml:space="preserve">Scatter Plot – Avg Delivery Days vs Avg Customer Rating (by </w:t>
-      </w:r>
-      <w:proofErr w:type="gramStart"/>
-      <w:r>
-        <w:t>Region</w:t>
-      </w:r>
-      <w:proofErr w:type="gramEnd"/>
-      <w:r>
-        <w:t xml:space="preserve"> × Product Category).</w:t>
+        <w:t>Scatter Plot – Avg Delivery Days vs Avg Customer Rating (by Region × Product Category).</w:t>
       </w:r>
     </w:p>
     <w:p>
@@ -2253,10 +2150,10 @@
           <w:color w:val="70AD47" w:themeColor="accent6"/>
         </w:rPr>
         <w:drawing>
-          <wp:inline distT="0" distB="0" distL="0" distR="0" wp14:anchorId="64CD1F21" wp14:editId="65FBA950">
-            <wp:extent cx="5731510" cy="3820795"/>
-            <wp:effectExtent l="19050" t="19050" r="21590" b="27305"/>
-            <wp:docPr id="1" name="Picture 1"/>
+          <wp:inline distT="0" distB="0" distL="0" distR="0" wp14:anchorId="0CACF8C7" wp14:editId="708FA3F6">
+            <wp:extent cx="5727700" cy="3816350"/>
+            <wp:effectExtent l="0" t="0" r="6350" b="0"/>
+            <wp:docPr id="2" name="Picture 2"/>
             <wp:cNvGraphicFramePr>
               <a:graphicFrameLocks xmlns:a="http://schemas.openxmlformats.org/drawingml/2006/main" noChangeAspect="1"/>
             </wp:cNvGraphicFramePr>
@@ -2264,8 +2161,10 @@
               <a:graphicData uri="http://schemas.openxmlformats.org/drawingml/2006/picture">
                 <pic:pic xmlns:pic="http://schemas.openxmlformats.org/drawingml/2006/picture">
                   <pic:nvPicPr>
-                    <pic:cNvPr id="1" name="Picture 1"/>
-                    <pic:cNvPicPr/>
+                    <pic:cNvPr id="0" name="Picture 6"/>
+                    <pic:cNvPicPr>
+                      <a:picLocks noChangeAspect="1" noChangeArrowheads="1"/>
+                    </pic:cNvPicPr>
                   </pic:nvPicPr>
                   <pic:blipFill>
                     <a:blip r:embed="rId5">
@@ -2275,22 +2174,22 @@
                         </a:ext>
                       </a:extLst>
                     </a:blip>
+                    <a:srcRect/>
                     <a:stretch>
                       <a:fillRect/>
                     </a:stretch>
                   </pic:blipFill>
-                  <pic:spPr>
+                  <pic:spPr bwMode="auto">
                     <a:xfrm>
                       <a:off x="0" y="0"/>
-                      <a:ext cx="5731510" cy="3820795"/>
+                      <a:ext cx="5727700" cy="3816350"/>
                     </a:xfrm>
                     <a:prstGeom prst="rect">
                       <a:avLst/>
                     </a:prstGeom>
+                    <a:noFill/>
                     <a:ln>
-                      <a:solidFill>
-                        <a:schemeClr val="bg1"/>
-                      </a:solidFill>
+                      <a:noFill/>
                     </a:ln>
                   </pic:spPr>
                 </pic:pic>
@@ -2500,7 +2399,6 @@
           <w:szCs w:val="24"/>
         </w:rPr>
       </w:pPr>
-      <w:proofErr w:type="spellStart"/>
       <w:r>
         <w:rPr>
           <w:rStyle w:val="HTMLCode"/>
@@ -2510,7 +2408,6 @@
         </w:rPr>
         <w:t>order_id</w:t>
       </w:r>
-      <w:proofErr w:type="spellEnd"/>
     </w:p>
     <w:p>
       <w:pPr>
@@ -2527,7 +2424,6 @@
           <w:szCs w:val="24"/>
         </w:rPr>
       </w:pPr>
-      <w:proofErr w:type="spellStart"/>
       <w:r>
         <w:rPr>
           <w:rStyle w:val="HTMLCode"/>
@@ -2535,9 +2431,24 @@
           <w:sz w:val="24"/>
           <w:szCs w:val="24"/>
         </w:rPr>
-        <w:t>order_date</w:t>
-      </w:r>
-      <w:proofErr w:type="spellEnd"/>
+        <w:t xml:space="preserve">order_date </w:t>
+      </w:r>
+    </w:p>
+    <w:p>
+      <w:pPr>
+        <w:pStyle w:val="my-2"/>
+        <w:numPr>
+          <w:ilvl w:val="1"/>
+          <w:numId w:val="11"/>
+        </w:numPr>
+        <w:spacing w:line="276" w:lineRule="auto"/>
+        <w:rPr>
+          <w:rStyle w:val="HTMLCode"/>
+          <w:rFonts w:ascii="Times New Roman" w:hAnsi="Times New Roman" w:cs="Times New Roman"/>
+          <w:sz w:val="24"/>
+          <w:szCs w:val="24"/>
+        </w:rPr>
+      </w:pPr>
       <w:r>
         <w:rPr>
           <w:rStyle w:val="HTMLCode"/>
@@ -2545,7 +2456,7 @@
           <w:sz w:val="24"/>
           <w:szCs w:val="24"/>
         </w:rPr>
-        <w:t xml:space="preserve"> </w:t>
+        <w:t>customer_id</w:t>
       </w:r>
     </w:p>
     <w:p>
@@ -2563,7 +2474,6 @@
           <w:szCs w:val="24"/>
         </w:rPr>
       </w:pPr>
-      <w:proofErr w:type="spellStart"/>
       <w:r>
         <w:rPr>
           <w:rStyle w:val="HTMLCode"/>
@@ -2571,9 +2481,8 @@
           <w:sz w:val="24"/>
           <w:szCs w:val="24"/>
         </w:rPr>
-        <w:t>customer_id</w:t>
-      </w:r>
-      <w:proofErr w:type="spellEnd"/>
+        <w:t xml:space="preserve">product_category </w:t>
+      </w:r>
     </w:p>
     <w:p>
       <w:pPr>
@@ -2590,7 +2499,6 @@
           <w:szCs w:val="24"/>
         </w:rPr>
       </w:pPr>
-      <w:proofErr w:type="spellStart"/>
       <w:r>
         <w:rPr>
           <w:rStyle w:val="HTMLCode"/>
@@ -2598,9 +2506,24 @@
           <w:sz w:val="24"/>
           <w:szCs w:val="24"/>
         </w:rPr>
-        <w:t>product_category</w:t>
-      </w:r>
-      <w:proofErr w:type="spellEnd"/>
+        <w:t>region</w:t>
+      </w:r>
+    </w:p>
+    <w:p>
+      <w:pPr>
+        <w:pStyle w:val="my-2"/>
+        <w:numPr>
+          <w:ilvl w:val="1"/>
+          <w:numId w:val="11"/>
+        </w:numPr>
+        <w:spacing w:line="276" w:lineRule="auto"/>
+        <w:rPr>
+          <w:rStyle w:val="HTMLCode"/>
+          <w:rFonts w:ascii="Times New Roman" w:hAnsi="Times New Roman" w:cs="Times New Roman"/>
+          <w:sz w:val="24"/>
+          <w:szCs w:val="24"/>
+        </w:rPr>
+      </w:pPr>
       <w:r>
         <w:rPr>
           <w:rStyle w:val="HTMLCode"/>
@@ -2608,7 +2531,7 @@
           <w:sz w:val="24"/>
           <w:szCs w:val="24"/>
         </w:rPr>
-        <w:t xml:space="preserve"> </w:t>
+        <w:t>quantity</w:t>
       </w:r>
     </w:p>
     <w:p>
@@ -2633,7 +2556,7 @@
           <w:sz w:val="24"/>
           <w:szCs w:val="24"/>
         </w:rPr>
-        <w:t>region</w:t>
+        <w:t>unit_price</w:t>
       </w:r>
     </w:p>
     <w:p>
@@ -2658,7 +2581,7 @@
           <w:sz w:val="24"/>
           <w:szCs w:val="24"/>
         </w:rPr>
-        <w:t>quantity</w:t>
+        <w:t>discount</w:t>
       </w:r>
     </w:p>
     <w:p>
@@ -2676,7 +2599,6 @@
           <w:szCs w:val="24"/>
         </w:rPr>
       </w:pPr>
-      <w:proofErr w:type="spellStart"/>
       <w:r>
         <w:rPr>
           <w:rStyle w:val="HTMLCode"/>
@@ -2684,9 +2606,8 @@
           <w:sz w:val="24"/>
           <w:szCs w:val="24"/>
         </w:rPr>
-        <w:t>unit_price</w:t>
-      </w:r>
-      <w:proofErr w:type="spellEnd"/>
+        <w:t>payment_method</w:t>
+      </w:r>
     </w:p>
     <w:p>
       <w:pPr>
@@ -2710,7 +2631,7 @@
           <w:sz w:val="24"/>
           <w:szCs w:val="24"/>
         </w:rPr>
-        <w:t>discount</w:t>
+        <w:t>delivery_days</w:t>
       </w:r>
     </w:p>
     <w:p>
@@ -2728,7 +2649,6 @@
           <w:szCs w:val="24"/>
         </w:rPr>
       </w:pPr>
-      <w:proofErr w:type="spellStart"/>
       <w:r>
         <w:rPr>
           <w:rStyle w:val="HTMLCode"/>
@@ -2736,63 +2656,8 @@
           <w:sz w:val="24"/>
           <w:szCs w:val="24"/>
         </w:rPr>
-        <w:t>payment_method</w:t>
-      </w:r>
-      <w:proofErr w:type="spellEnd"/>
-    </w:p>
-    <w:p>
-      <w:pPr>
-        <w:pStyle w:val="my-2"/>
-        <w:numPr>
-          <w:ilvl w:val="1"/>
-          <w:numId w:val="11"/>
-        </w:numPr>
-        <w:spacing w:line="276" w:lineRule="auto"/>
-        <w:rPr>
-          <w:rStyle w:val="HTMLCode"/>
-          <w:rFonts w:ascii="Times New Roman" w:hAnsi="Times New Roman" w:cs="Times New Roman"/>
-          <w:sz w:val="24"/>
-          <w:szCs w:val="24"/>
-        </w:rPr>
-      </w:pPr>
-      <w:proofErr w:type="spellStart"/>
-      <w:r>
-        <w:rPr>
-          <w:rStyle w:val="HTMLCode"/>
-          <w:rFonts w:ascii="Times New Roman" w:eastAsiaTheme="majorEastAsia" w:hAnsi="Times New Roman" w:cs="Times New Roman"/>
-          <w:sz w:val="24"/>
-          <w:szCs w:val="24"/>
-        </w:rPr>
-        <w:t>delivery_days</w:t>
-      </w:r>
-      <w:proofErr w:type="spellEnd"/>
-    </w:p>
-    <w:p>
-      <w:pPr>
-        <w:pStyle w:val="my-2"/>
-        <w:numPr>
-          <w:ilvl w:val="1"/>
-          <w:numId w:val="11"/>
-        </w:numPr>
-        <w:spacing w:line="276" w:lineRule="auto"/>
-        <w:rPr>
-          <w:rStyle w:val="HTMLCode"/>
-          <w:rFonts w:ascii="Times New Roman" w:hAnsi="Times New Roman" w:cs="Times New Roman"/>
-          <w:sz w:val="24"/>
-          <w:szCs w:val="24"/>
-        </w:rPr>
-      </w:pPr>
-      <w:proofErr w:type="spellStart"/>
-      <w:r>
-        <w:rPr>
-          <w:rStyle w:val="HTMLCode"/>
-          <w:rFonts w:ascii="Times New Roman" w:eastAsiaTheme="majorEastAsia" w:hAnsi="Times New Roman" w:cs="Times New Roman"/>
-          <w:sz w:val="24"/>
-          <w:szCs w:val="24"/>
-        </w:rPr>
         <w:t>customer_rating</w:t>
       </w:r>
-      <w:proofErr w:type="spellEnd"/>
     </w:p>
     <w:p>
       <w:pPr>
